--- a/docs/软件开发文档.docx
+++ b/docs/软件开发文档.docx
@@ -64,7 +64,7 @@
           <w:rStyle w:val="VerbatimChar"/>
           <w:rFonts w:hint="eastAsia"/>
         </w:rPr>
-        <w:t xml:space="preserve">Windows端软件说明.md</w:t>
+        <w:t xml:space="preserve">软件说明.md</w:t>
       </w:r>
       <w:r>
         <w:t xml:space="preserve"> </w:t>
@@ -83,7 +83,7 @@
           <w:rStyle w:val="VerbatimChar"/>
           <w:rFonts w:hint="eastAsia"/>
         </w:rPr>
-        <w:t xml:space="preserve">Windows端使用说明书_V26.5.34.md</w:t>
+        <w:t xml:space="preserve">使用说明书_V26.5.34.md</w:t>
       </w:r>
       <w:r>
         <w:rPr>

--- a/docs/软件开发文档.docx
+++ b/docs/软件开发文档.docx
@@ -6309,7 +6309,7 @@
         <w:rPr>
           <w:rFonts w:hint="eastAsia"/>
         </w:rPr>
-        <w:t xml:space="preserve">idle(灰)/running(青)/done(绿)/error(红)，分行显示</w:t>
+        <w:t xml:space="preserve">idle（灰）/running（青）/done（绿）/error（红），分行显示</w:t>
       </w:r>
       <w:r>
         <w:t xml:space="preserve"> </w:t>

--- a/docs/软件开发文档.docx
+++ b/docs/软件开发文档.docx
@@ -8733,6 +8733,8 @@
     <w:qFormat/>
     <w:pPr>
       <w:spacing w:after="180" w:before="180"/>
+      <w:ind w:firstLineChars="200"/>
+      <w:jc w:val="both"/>
     </w:pPr>
   </w:style>
   <w:style w:customStyle="1" w:styleId="FirstParagraph" w:type="paragraph">
@@ -8747,6 +8749,7 @@
     <w:qFormat/>
     <w:pPr>
       <w:spacing w:after="36" w:before="36"/>
+      <w:ind w:firstLineChars="0"/>
     </w:pPr>
   </w:style>
   <w:style w:styleId="Title" w:type="paragraph">
@@ -9209,7 +9212,7 @@
     <w:qFormat/>
     <w:pPr>
       <w:spacing w:after="100" w:before="100"/>
-      <w:ind w:firstLine="0" w:left="480" w:right="480"/>
+      <w:ind w:firstLineChars="0" w:firstLine="0" w:left="480" w:right="480"/>
     </w:pPr>
   </w:style>
   <w:style w:styleId="FootnoteText" w:type="paragraph">
